--- a/Спецификация модуля.docx
+++ b/Спецификация модуля.docx
@@ -3,53 +3,155 @@
 <w:document xmlns:wpc="http://schemas.microsoft.com/office/word/2010/wordprocessingCanvas" xmlns:cx="http://schemas.microsoft.com/office/drawing/2014/chartex" xmlns:cx1="http://schemas.microsoft.com/office/drawing/2015/9/8/chartex" xmlns:cx2="http://schemas.microsoft.com/office/drawing/2015/10/21/chartex" xmlns:cx3="http://schemas.microsoft.com/office/drawing/2016/5/9/chartex" xmlns:cx4="http://schemas.microsoft.com/office/drawing/2016/5/10/chartex" xmlns:cx5="http://schemas.microsoft.com/office/drawing/2016/5/11/chartex" xmlns:cx6="http://schemas.microsoft.com/office/drawing/2016/5/12/chartex" xmlns:cx7="http://schemas.microsoft.com/office/drawing/2016/5/13/chartex" xmlns:cx8="http://schemas.microsoft.com/office/drawing/2016/5/14/chartex" xmlns:mc="http://schemas.openxmlformats.org/markup-compatibility/2006" xmlns:aink="http://schemas.microsoft.com/office/drawing/2016/ink" xmlns:am3d="http://schemas.microsoft.com/office/drawing/2017/model3d" xmlns:o="urn:schemas-microsoft-com:office:office" xmlns:r="http://schemas.openxmlformats.org/officeDocument/2006/relationships" xmlns:m="http://schemas.openxmlformats.org/officeDocument/2006/math" xmlns:v="urn:schemas-microsoft-com:vml" xmlns:wp14="http://schemas.microsoft.com/office/word/2010/wordprocessingDrawing" xmlns:wp="http://schemas.openxmlformats.org/drawingml/2006/wordprocessingDrawing" xmlns:w10="urn:schemas-microsoft-com:office:word" xmlns:w="http://schemas.openxmlformats.org/wordprocessingml/2006/main" xmlns:w14="http://schemas.microsoft.com/office/word/2010/wordml" xmlns:w15="http://schemas.microsoft.com/office/word/2012/wordml" xmlns:w16cex="http://schemas.microsoft.com/office/word/2018/wordml/cex" xmlns:w16cid="http://schemas.microsoft.com/office/word/2016/wordml/cid" xmlns:w16="http://schemas.microsoft.com/office/word/2018/wordml" xmlns:w16sdtdh="http://schemas.microsoft.com/office/word/2020/wordml/sdtdatahash" xmlns:w16se="http://schemas.microsoft.com/office/word/2015/wordml/symex" xmlns:wpg="http://schemas.microsoft.com/office/word/2010/wordprocessingGroup" xmlns:wpi="http://schemas.microsoft.com/office/word/2010/wordprocessingInk" xmlns:wne="http://schemas.microsoft.com/office/word/2006/wordml" xmlns:wps="http://schemas.microsoft.com/office/word/2010/wordprocessingShape" mc:Ignorable="w14 w15 w16se w16cid w16 w16cex w16sdtdh wp14">
   <w:body>
     <w:p>
-      <w:r>
+      <w:pPr>
+        <w:jc w:val="center"/>
+        <w:rPr>
+          <w:rFonts w:ascii="Liberation Serif" w:hAnsi="Liberation Serif" w:cs="Liberation Serif"/>
+          <w:b/>
+          <w:bCs/>
+          <w:sz w:val="24"/>
+          <w:szCs w:val="24"/>
+        </w:rPr>
+      </w:pPr>
+      <w:r>
+        <w:rPr>
+          <w:rFonts w:ascii="Liberation Serif" w:hAnsi="Liberation Serif" w:cs="Liberation Serif"/>
+          <w:b/>
+          <w:bCs/>
+          <w:sz w:val="24"/>
+          <w:szCs w:val="24"/>
+        </w:rPr>
         <w:t>Паспорт модуля</w:t>
       </w:r>
     </w:p>
     <w:p>
-      <w:r>
+      <w:pPr>
+        <w:rPr>
+          <w:rFonts w:ascii="Liberation Serif" w:hAnsi="Liberation Serif" w:cs="Liberation Serif"/>
+          <w:b/>
+          <w:bCs/>
+          <w:sz w:val="24"/>
+          <w:szCs w:val="24"/>
+        </w:rPr>
+      </w:pPr>
+      <w:r>
+        <w:rPr>
+          <w:rFonts w:ascii="Liberation Serif" w:hAnsi="Liberation Serif" w:cs="Liberation Serif"/>
+          <w:b/>
+          <w:bCs/>
+          <w:sz w:val="24"/>
+          <w:szCs w:val="24"/>
+        </w:rPr>
         <w:t xml:space="preserve">Разработчик студент группы ИСП-41 </w:t>
       </w:r>
       <w:proofErr w:type="spellStart"/>
       <w:r>
+        <w:rPr>
+          <w:rFonts w:ascii="Liberation Serif" w:hAnsi="Liberation Serif" w:cs="Liberation Serif"/>
+          <w:b/>
+          <w:bCs/>
+          <w:sz w:val="24"/>
+          <w:szCs w:val="24"/>
+        </w:rPr>
         <w:t>Кирюшова</w:t>
       </w:r>
       <w:proofErr w:type="spellEnd"/>
       <w:r>
+        <w:rPr>
+          <w:rFonts w:ascii="Liberation Serif" w:hAnsi="Liberation Serif" w:cs="Liberation Serif"/>
+          <w:b/>
+          <w:bCs/>
+          <w:sz w:val="24"/>
+          <w:szCs w:val="24"/>
+        </w:rPr>
         <w:t xml:space="preserve"> Виктория</w:t>
       </w:r>
     </w:p>
     <w:p>
-      <w:r>
+      <w:pPr>
+        <w:rPr>
+          <w:rFonts w:ascii="Liberation Serif" w:hAnsi="Liberation Serif" w:cs="Liberation Serif"/>
+          <w:b/>
+          <w:bCs/>
+          <w:sz w:val="24"/>
+          <w:szCs w:val="24"/>
+        </w:rPr>
+      </w:pPr>
+      <w:r>
+        <w:rPr>
+          <w:rFonts w:ascii="Liberation Serif" w:hAnsi="Liberation Serif" w:cs="Liberation Serif"/>
+          <w:b/>
+          <w:bCs/>
+          <w:sz w:val="24"/>
+          <w:szCs w:val="24"/>
+        </w:rPr>
         <w:t>Практическая работа №1, вариант №10</w:t>
       </w:r>
     </w:p>
-    <w:p/>
-    <w:p>
-      <w:r>
+    <w:p>
+      <w:pPr>
+        <w:rPr>
+          <w:rFonts w:ascii="Liberation Serif" w:hAnsi="Liberation Serif" w:cs="Liberation Serif"/>
+          <w:sz w:val="24"/>
+          <w:szCs w:val="24"/>
+        </w:rPr>
+      </w:pPr>
+    </w:p>
+    <w:p>
+      <w:pPr>
+        <w:jc w:val="both"/>
+        <w:rPr>
+          <w:rFonts w:ascii="Liberation Serif" w:hAnsi="Liberation Serif" w:cs="Liberation Serif"/>
+          <w:b/>
+          <w:bCs/>
+          <w:sz w:val="24"/>
+          <w:szCs w:val="24"/>
+        </w:rPr>
+      </w:pPr>
+      <w:r>
+        <w:rPr>
+          <w:rFonts w:ascii="Liberation Serif" w:hAnsi="Liberation Serif" w:cs="Liberation Serif"/>
+          <w:b/>
+          <w:bCs/>
+          <w:sz w:val="24"/>
+          <w:szCs w:val="24"/>
+        </w:rPr>
         <w:t>Спецификация модуля</w:t>
       </w:r>
     </w:p>
     <w:p>
-      <w:r>
-        <w:t>Дана вещественная матрица размерности n * m. Вывести номера строк,</w:t>
-      </w:r>
-      <w:r>
-        <w:t xml:space="preserve"> </w:t>
-      </w:r>
-      <w:r>
-        <w:t>содержащих больше положительных элементов, чем отрицательных.</w:t>
-      </w:r>
-    </w:p>
-    <w:p>
-      <w:pPr>
-        <w:rPr>
+      <w:pPr>
+        <w:jc w:val="both"/>
+        <w:rPr>
+          <w:rFonts w:ascii="Liberation Serif" w:hAnsi="Liberation Serif" w:cs="Liberation Serif"/>
+          <w:sz w:val="24"/>
+          <w:szCs w:val="24"/>
+        </w:rPr>
+      </w:pPr>
+      <w:r>
+        <w:rPr>
+          <w:rFonts w:ascii="Liberation Serif" w:hAnsi="Liberation Serif" w:cs="Liberation Serif"/>
+          <w:sz w:val="24"/>
+          <w:szCs w:val="24"/>
+        </w:rPr>
+        <w:t>Дана вещественная матрица размерности n * m. Вывести номера строк, содержащих больше положительных элементов, чем отрицательных.</w:t>
+      </w:r>
+    </w:p>
+    <w:p>
+      <w:pPr>
+        <w:jc w:val="both"/>
+        <w:rPr>
+          <w:rFonts w:ascii="Liberation Serif" w:hAnsi="Liberation Serif" w:cs="Liberation Serif"/>
+          <w:sz w:val="24"/>
+          <w:szCs w:val="24"/>
           <w:lang w:val="en-US"/>
         </w:rPr>
       </w:pPr>
       <w:r>
         <w:rPr>
+          <w:rFonts w:ascii="Liberation Serif" w:hAnsi="Liberation Serif" w:cs="Liberation Serif"/>
+          <w:sz w:val="24"/>
+          <w:szCs w:val="24"/>
           <w:lang w:val="en-US"/>
         </w:rPr>
         <w:t xml:space="preserve">List&lt;int&gt; </w:t>
@@ -57,6 +159,9 @@
       <w:proofErr w:type="spellStart"/>
       <w:r>
         <w:rPr>
+          <w:rFonts w:ascii="Liberation Serif" w:hAnsi="Liberation Serif" w:cs="Liberation Serif"/>
+          <w:sz w:val="24"/>
+          <w:szCs w:val="24"/>
           <w:lang w:val="en-US"/>
         </w:rPr>
         <w:t>RowPos</w:t>
@@ -64,6 +169,9 @@
       <w:proofErr w:type="spellEnd"/>
       <w:r>
         <w:rPr>
+          <w:rFonts w:ascii="Liberation Serif" w:hAnsi="Liberation Serif" w:cs="Liberation Serif"/>
+          <w:sz w:val="24"/>
+          <w:szCs w:val="24"/>
           <w:lang w:val="en-US"/>
         </w:rPr>
         <w:t>(</w:t>
@@ -71,6 +179,9 @@
       <w:proofErr w:type="gramStart"/>
       <w:r>
         <w:rPr>
+          <w:rFonts w:ascii="Liberation Serif" w:hAnsi="Liberation Serif" w:cs="Liberation Serif"/>
+          <w:sz w:val="24"/>
+          <w:szCs w:val="24"/>
           <w:lang w:val="en-US"/>
         </w:rPr>
         <w:t>double[</w:t>
@@ -78,6 +189,9 @@
       <w:proofErr w:type="gramEnd"/>
       <w:r>
         <w:rPr>
+          <w:rFonts w:ascii="Liberation Serif" w:hAnsi="Liberation Serif" w:cs="Liberation Serif"/>
+          <w:sz w:val="24"/>
+          <w:szCs w:val="24"/>
           <w:lang w:val="en-US"/>
         </w:rPr>
         <w:t xml:space="preserve">,] </w:t>
@@ -85,6 +199,9 @@
       <w:proofErr w:type="spellStart"/>
       <w:r>
         <w:rPr>
+          <w:rFonts w:ascii="Liberation Serif" w:hAnsi="Liberation Serif" w:cs="Liberation Serif"/>
+          <w:sz w:val="24"/>
+          <w:szCs w:val="24"/>
           <w:lang w:val="en-US"/>
         </w:rPr>
         <w:t>matr</w:t>
@@ -92,67 +209,189 @@
       <w:proofErr w:type="spellEnd"/>
       <w:r>
         <w:rPr>
+          <w:rFonts w:ascii="Liberation Serif" w:hAnsi="Liberation Serif" w:cs="Liberation Serif"/>
+          <w:sz w:val="24"/>
+          <w:szCs w:val="24"/>
           <w:lang w:val="en-US"/>
         </w:rPr>
         <w:t>)</w:t>
       </w:r>
     </w:p>
     <w:p>
-      <w:r>
+      <w:pPr>
+        <w:jc w:val="both"/>
+        <w:rPr>
+          <w:rFonts w:ascii="Liberation Serif" w:hAnsi="Liberation Serif" w:cs="Liberation Serif"/>
+          <w:b/>
+          <w:bCs/>
+          <w:sz w:val="24"/>
+          <w:szCs w:val="24"/>
+        </w:rPr>
+      </w:pPr>
+      <w:r>
+        <w:rPr>
+          <w:rFonts w:ascii="Liberation Serif" w:hAnsi="Liberation Serif" w:cs="Liberation Serif"/>
+          <w:b/>
+          <w:bCs/>
+          <w:sz w:val="24"/>
+          <w:szCs w:val="24"/>
+        </w:rPr>
         <w:t>Параметры</w:t>
       </w:r>
-    </w:p>
-    <w:p>
+      <w:r>
+        <w:rPr>
+          <w:rFonts w:ascii="Liberation Serif" w:hAnsi="Liberation Serif" w:cs="Liberation Serif"/>
+          <w:b/>
+          <w:bCs/>
+          <w:sz w:val="24"/>
+          <w:szCs w:val="24"/>
+        </w:rPr>
+        <w:t>:</w:t>
+      </w:r>
+    </w:p>
+    <w:p>
+      <w:pPr>
+        <w:jc w:val="both"/>
+        <w:rPr>
+          <w:rFonts w:ascii="Liberation Serif" w:hAnsi="Liberation Serif" w:cs="Liberation Serif"/>
+          <w:sz w:val="24"/>
+          <w:szCs w:val="24"/>
+        </w:rPr>
+      </w:pPr>
       <w:proofErr w:type="gramStart"/>
       <w:r>
         <w:rPr>
+          <w:rFonts w:ascii="Liberation Serif" w:hAnsi="Liberation Serif" w:cs="Liberation Serif"/>
+          <w:sz w:val="24"/>
+          <w:szCs w:val="24"/>
           <w:lang w:val="en-US"/>
         </w:rPr>
-        <w:t>Double[</w:t>
+        <w:t>Double</w:t>
+      </w:r>
+      <w:r>
+        <w:rPr>
+          <w:rFonts w:ascii="Liberation Serif" w:hAnsi="Liberation Serif" w:cs="Liberation Serif"/>
+          <w:sz w:val="24"/>
+          <w:szCs w:val="24"/>
+        </w:rPr>
+        <w:t>[</w:t>
       </w:r>
       <w:proofErr w:type="gramEnd"/>
       <w:r>
         <w:rPr>
+          <w:rFonts w:ascii="Liberation Serif" w:hAnsi="Liberation Serif" w:cs="Liberation Serif"/>
+          <w:sz w:val="24"/>
+          <w:szCs w:val="24"/>
+        </w:rPr>
+        <w:t xml:space="preserve">,] </w:t>
+      </w:r>
+      <w:proofErr w:type="spellStart"/>
+      <w:r>
+        <w:rPr>
+          <w:rFonts w:ascii="Liberation Serif" w:hAnsi="Liberation Serif" w:cs="Liberation Serif"/>
+          <w:sz w:val="24"/>
+          <w:szCs w:val="24"/>
           <w:lang w:val="en-US"/>
         </w:rPr>
-        <w:t xml:space="preserve">,] </w:t>
-      </w:r>
-      <w:proofErr w:type="spellStart"/>
-      <w:r>
-        <w:rPr>
+        <w:t>matr</w:t>
+      </w:r>
+      <w:proofErr w:type="spellEnd"/>
+      <w:r>
+        <w:rPr>
+          <w:rFonts w:ascii="Liberation Serif" w:hAnsi="Liberation Serif" w:cs="Liberation Serif"/>
+          <w:sz w:val="24"/>
+          <w:szCs w:val="24"/>
+        </w:rPr>
+        <w:t xml:space="preserve"> – вещественный массив</w:t>
+      </w:r>
+    </w:p>
+    <w:p>
+      <w:pPr>
+        <w:jc w:val="both"/>
+        <w:rPr>
+          <w:rFonts w:ascii="Liberation Serif" w:hAnsi="Liberation Serif" w:cs="Liberation Serif"/>
+          <w:b/>
+          <w:bCs/>
+          <w:sz w:val="24"/>
+          <w:szCs w:val="24"/>
+        </w:rPr>
+      </w:pPr>
+      <w:r>
+        <w:rPr>
+          <w:rFonts w:ascii="Liberation Serif" w:hAnsi="Liberation Serif" w:cs="Liberation Serif"/>
+          <w:b/>
+          <w:bCs/>
+          <w:sz w:val="24"/>
+          <w:szCs w:val="24"/>
+        </w:rPr>
+        <w:t>Возвращаемое значение:</w:t>
+      </w:r>
+    </w:p>
+    <w:p>
+      <w:pPr>
+        <w:jc w:val="both"/>
+        <w:rPr>
+          <w:rFonts w:ascii="Liberation Serif" w:hAnsi="Liberation Serif" w:cs="Liberation Serif"/>
+          <w:sz w:val="24"/>
+          <w:szCs w:val="24"/>
+        </w:rPr>
+      </w:pPr>
+      <w:r>
+        <w:rPr>
+          <w:rFonts w:ascii="Liberation Serif" w:hAnsi="Liberation Serif" w:cs="Liberation Serif"/>
+          <w:sz w:val="24"/>
+          <w:szCs w:val="24"/>
           <w:lang w:val="en-US"/>
         </w:rPr>
-        <w:t>matr</w:t>
-      </w:r>
-      <w:proofErr w:type="spellEnd"/>
-      <w:r>
-        <w:rPr>
-          <w:lang w:val="en-US"/>
-        </w:rPr>
-        <w:t xml:space="preserve"> – </w:t>
-      </w:r>
-      <w:r>
-        <w:t>вещественный массив</w:t>
-      </w:r>
-    </w:p>
-    <w:p>
-      <w:r>
-        <w:t>Возвращаемое значение:</w:t>
-      </w:r>
-    </w:p>
-    <w:p>
-      <w:r>
-        <w:rPr>
-          <w:lang w:val="en-US"/>
-        </w:rPr>
         <w:t xml:space="preserve">List&lt;int&gt; result – </w:t>
       </w:r>
       <w:r>
+        <w:rPr>
+          <w:rFonts w:ascii="Liberation Serif" w:hAnsi="Liberation Serif" w:cs="Liberation Serif"/>
+          <w:sz w:val="24"/>
+          <w:szCs w:val="24"/>
+        </w:rPr>
         <w:t>номера строк</w:t>
       </w:r>
     </w:p>
-    <w:p/>
-    <w:p/>
+    <w:p>
+      <w:pPr>
+        <w:jc w:val="both"/>
+        <w:rPr>
+          <w:rFonts w:ascii="Liberation Serif" w:hAnsi="Liberation Serif" w:cs="Liberation Serif"/>
+          <w:sz w:val="24"/>
+          <w:szCs w:val="24"/>
+        </w:rPr>
+      </w:pPr>
+    </w:p>
+    <w:p>
+      <w:pPr>
+        <w:jc w:val="both"/>
+        <w:rPr>
+          <w:rFonts w:ascii="Liberation Serif" w:hAnsi="Liberation Serif" w:cs="Liberation Serif"/>
+          <w:sz w:val="24"/>
+          <w:szCs w:val="24"/>
+        </w:rPr>
+      </w:pPr>
+    </w:p>
+    <w:p>
+      <w:pPr>
+        <w:rPr>
+          <w:rFonts w:ascii="Liberation Serif" w:hAnsi="Liberation Serif" w:cs="Liberation Serif"/>
+          <w:sz w:val="24"/>
+          <w:szCs w:val="24"/>
+        </w:rPr>
+      </w:pPr>
+    </w:p>
+    <w:p>
+      <w:pPr>
+        <w:rPr>
+          <w:rFonts w:ascii="Liberation Serif" w:hAnsi="Liberation Serif" w:cs="Liberation Serif"/>
+          <w:sz w:val="24"/>
+          <w:szCs w:val="24"/>
+        </w:rPr>
+      </w:pPr>
+    </w:p>
     <w:sectPr>
       <w:pgSz w:w="11906" w:h="16838"/>
       <w:pgMar w:top="1134" w:right="850" w:bottom="1134" w:left="1701" w:header="708" w:footer="708" w:gutter="0"/>
